--- a/docs/PURE_PYTHON_GAME_ENGINE_ROADMAP.docx
+++ b/docs/PURE_PYTHON_GAME_ENGINE_ROADMAP.docx
@@ -260,7 +260,7 @@
         <w:pStyle w:val="Heading2"/>
       </w:pPr>
       <w:r>
-        <w:t>3. Correct contained core inconsistencies</w:t>
+        <w:t>3. Correct contained core inconsistencies — completed September 26, 2026</w:t>
       </w:r>
     </w:p>
     <w:p>
@@ -284,7 +284,7 @@
         <w:pStyle w:val="ListBullet"/>
       </w:pPr>
       <w:r>
-        <w:t>Choose and document the timing model: fixed timestep, variable timestep, or fixed updates with interpolated rendering.</w:t>
+        <w:t>Use and document a bounded variable timestep with delta smoothing and stall protection.</w:t>
       </w:r>
     </w:p>
     <w:p>

--- a/docs/PURE_PYTHON_GAME_ENGINE_ROADMAP.docx
+++ b/docs/PURE_PYTHON_GAME_ENGINE_ROADMAP.docx
@@ -324,7 +324,7 @@
         <w:pStyle w:val="Heading1"/>
       </w:pPr>
       <w:r>
-        <w:t>Milestone 2: Clarify the Engine Architecture</w:t>
+        <w:t>Milestone 2: Clarify the Engine Architecture — completed September 26, 2026</w:t>
       </w:r>
     </w:p>
     <w:p>
@@ -433,7 +433,7 @@
         <w:rPr>
           <w:b/>
         </w:rPr>
-        <w:t>Current recommendation: choose Option A. The existing GameObject model already works across several games, so it should be strengthened before considering a migration or hybrid abstraction.</w:t>
+        <w:t>Decision: Option A accepted. GameObject/components are the primary supported architecture; ECS remains an explicitly imported experimental subsystem.</w:t>
       </w:r>
     </w:p>
     <w:p>
@@ -670,7 +670,7 @@
         <w:pStyle w:val="ListBullet"/>
       </w:pPr>
       <w:r>
-        <w:t>Logging and ECS code exist but are not exposed through the main engine package API.</w:t>
+        <w:t>Logging is not exposed through the main engine package API; ECS is intentionally available only through its experimental subpackage.</w:t>
       </w:r>
     </w:p>
     <w:p>
@@ -686,7 +686,7 @@
         <w:pStyle w:val="ListBullet"/>
       </w:pPr>
       <w:r>
-        <w:t>The README contains claims that should be verified against the implementation, including fixed timestep, object pooling, and spatial partitioning.</w:t>
+        <w:t>The README claims about object pooling and spatial partitioning still need verification against the implementation.</w:t>
       </w:r>
     </w:p>
     <w:p>
@@ -726,7 +726,7 @@
         <w:pStyle w:val="ListNumber"/>
       </w:pPr>
       <w:r>
-        <w:t>A documented decision about GameObject versus ECS.</w:t>
+        <w:t>A documented decision about GameObject versus ECS. (Completed)</w:t>
       </w:r>
     </w:p>
     <w:p>

--- a/docs/PURE_PYTHON_GAME_ENGINE_ROADMAP.docx
+++ b/docs/PURE_PYTHON_GAME_ENGINE_ROADMAP.docx
@@ -449,7 +449,7 @@
         <w:pStyle w:val="Heading2"/>
       </w:pPr>
       <w:r>
-        <w:t>1. Reusable collision system</w:t>
+        <w:t>1. Reusable collision system — completed September 26, 2026</w:t>
       </w:r>
     </w:p>
     <w:p>
@@ -489,12 +489,12 @@
         <w:pStyle w:val="ListBullet"/>
       </w:pPr>
       <w:r>
-        <w:t>Optional spatial hashing for broad-phase detection after profiling.</w:t>
-      </w:r>
-    </w:p>
-    <w:p>
-      <w:r>
-        <w:t>A shared collision system should replace duplicated collision logic in individual games and make the engine substantially easier to use.</w:t>
+        <w:t>Optional spatial hashing for broad-phase detection remains deferred until profiling demonstrates a need.</w:t>
+      </w:r>
+    </w:p>
+    <w:p>
+      <w:r>
+        <w:t>The shared collision system is integrated with scenes, documented, and exercised by Breakout as its first complete reference game.</w:t>
       </w:r>
     </w:p>
     <w:p>
@@ -686,7 +686,7 @@
         <w:pStyle w:val="ListBullet"/>
       </w:pPr>
       <w:r>
-        <w:t>The README claims about object pooling and spatial partitioning still need verification against the implementation.</w:t>
+        <w:t/>
       </w:r>
     </w:p>
     <w:p>
@@ -734,7 +734,7 @@
         <w:pStyle w:val="ListNumber"/>
       </w:pPr>
       <w:r>
-        <w:t>Reusable collision system.</w:t>
+        <w:t>Reusable collision system. (Completed)</w:t>
       </w:r>
     </w:p>
     <w:p>

--- a/docs/PURE_PYTHON_GAME_ENGINE_ROADMAP.docx
+++ b/docs/PURE_PYTHON_GAME_ENGINE_ROADMAP.docx
@@ -502,7 +502,7 @@
         <w:pStyle w:val="Heading2"/>
       </w:pPr>
       <w:r>
-        <w:t>2. Asset and animation system</w:t>
+        <w:t>2. Asset and animation system — completed September 26, 2026</w:t>
       </w:r>
     </w:p>
     <w:p>
@@ -534,7 +534,7 @@
         <w:pStyle w:val="ListBullet"/>
       </w:pPr>
       <w:r>
-        <w:t>Consistent asset paths and graceful missing-asset behavior.</w:t>
+        <w:t>Consistent asset paths and graceful missing-asset behavior. The system now provides cached Tkinter images, lazy sprite-sheet extraction, reusable clips with independent playback, documentation, and a real PNG demo asset.</w:t>
       </w:r>
     </w:p>
     <w:p>
@@ -742,7 +742,7 @@
         <w:pStyle w:val="ListNumber"/>
       </w:pPr>
       <w:r>
-        <w:t>Asset and animation improvements.</w:t>
+        <w:t>Asset and animation improvements. (Completed)</w:t>
       </w:r>
     </w:p>
     <w:p>

--- a/docs/PURE_PYTHON_GAME_ENGINE_ROADMAP.docx
+++ b/docs/PURE_PYTHON_GAME_ENGINE_ROADMAP.docx
@@ -260,7 +260,7 @@
       </w:pPr>
       <w:r>
         <w:rPr/>
-        <w:t>1. Repository cleanup</w:t>
+        <w:t>1. Repository cleanup — completed September 26, 2026</w:t>
       </w:r>
     </w:p>
     <w:p>
@@ -358,7 +358,20 @@
       </w:pPr>
       <w:r>
         <w:rPr/>
-        <w:t>2. Add headless automated tests</w:t>
+        <w:t>pyproject.toml declares the package metadata (MIT license, Python 3.10+, zero runtime dependencies) and was verified by building and installing it into a clean virtual environment. The LICENSE file previously contained the full GNU AGPLv3 text while the README claimed MIT; LICENSE now contains the actual MIT text to match. Tagged v0.1.0.</w:t>
+      </w:r>
+    </w:p>
+    <w:p>
+      <w:pPr>
+        <w:pStyle w:val="PreformattedText"/>
+        <w:bidi w:val="0"/>
+        <w:spacing w:before="0" w:after="0"/>
+        <w:jc w:val="left"/>
+        <w:rPr/>
+      </w:pPr>
+      <w:r>
+        <w:rPr/>
+        <w:t>2. Add headless automated tests — completed September 26, 2026</w:t>
       </w:r>
     </w:p>
     <w:p>
@@ -520,6 +533,19 @@
       </w:pPr>
       <w:r>
         <w:rPr/>
+        <w:t>174 tests now cover these areas across tests/, run with `python -m unittest discover -s tests`.</w:t>
+      </w:r>
+    </w:p>
+    <w:p>
+      <w:pPr>
+        <w:pStyle w:val="PreformattedText"/>
+        <w:bidi w:val="0"/>
+        <w:spacing w:before="0" w:after="0"/>
+        <w:jc w:val="left"/>
+        <w:rPr/>
+      </w:pPr>
+      <w:r>
+        <w:rPr/>
         <w:t>Graphical screenshot tests are intentionally deferred. The first tests should be quick, headless, portable, and useful during every engine change.</w:t>
       </w:r>
     </w:p>
@@ -1438,7 +1464,7 @@
       </w:r>
       <w:r>
         <w:rPr/>
-        <w:t>1. Repository cleanup and stable release tag.</w:t>
+        <w:t>1. Repository cleanup and stable release tag. (Completed)</w:t>
       </w:r>
     </w:p>
     <w:p>
@@ -1455,7 +1481,7 @@
       </w:r>
       <w:r>
         <w:rPr/>
-        <w:t>2. Automated tests for non-graphical systems.</w:t>
+        <w:t>2. Automated tests for non-graphical systems. (Completed)</w:t>
       </w:r>
     </w:p>
     <w:p>
@@ -1472,7 +1498,7 @@
       </w:r>
       <w:r>
         <w:rPr/>
-        <w:t>3. Timing and lifecycle corrections.</w:t>
+        <w:t>3. Timing and lifecycle corrections. (Completed)</w:t>
       </w:r>
     </w:p>
     <w:p>

--- a/docs/PURE_PYTHON_GAME_ENGINE_ROADMAP.docx
+++ b/docs/PURE_PYTHON_GAME_ENGINE_ROADMAP.docx
@@ -922,7 +922,7 @@
       </w:pPr>
       <w:r>
         <w:rPr/>
-        <w:t>Milestone 3: High-Value Engine Capabilities</w:t>
+        <w:t>Milestone 3: High-Value Engine Capabilities — completed September 26, 2026</w:t>
       </w:r>
     </w:p>
     <w:p>
@@ -1268,7 +1268,7 @@
       </w:pPr>
       <w:r>
         <w:rPr/>
-        <w:t>4. Development and debugging tools</w:t>
+        <w:t>4. Development and debugging tools — completed September 26, 2026</w:t>
       </w:r>
     </w:p>
     <w:p>
@@ -1298,6 +1298,74 @@
       </w:pPr>
       <w:r>
         <w:rPr/>
+        <w:t xml:space="preserve">      </w:t>
+      </w:r>
+      <w:r>
+        <w:rPr/>
+        <w:t>Decision: removed. Hot-reloading game code inside a live Tkinter event loop is</w:t>
+      </w:r>
+    </w:p>
+    <w:p>
+      <w:pPr>
+        <w:pStyle w:val="PreformattedText"/>
+        <w:bidi w:val="0"/>
+        <w:spacing w:before="0" w:after="0"/>
+        <w:jc w:val="left"/>
+        <w:rPr/>
+      </w:pPr>
+      <w:r>
+        <w:rPr/>
+        <w:t xml:space="preserve">      </w:t>
+      </w:r>
+      <w:r>
+        <w:rPr/>
+        <w:t>high-risk for the value it adds to this project's educational scope, so</w:t>
+      </w:r>
+    </w:p>
+    <w:p>
+      <w:pPr>
+        <w:pStyle w:val="PreformattedText"/>
+        <w:bidi w:val="0"/>
+        <w:spacing w:before="0" w:after="0"/>
+        <w:jc w:val="left"/>
+        <w:rPr/>
+      </w:pPr>
+      <w:r>
+        <w:rPr/>
+        <w:t xml:space="preserve">      </w:t>
+      </w:r>
+      <w:r>
+        <w:rPr/>
+        <w:t>engine/core/hot_reload.py and examples/demos/hot_reload.py were deleted instead</w:t>
+      </w:r>
+    </w:p>
+    <w:p>
+      <w:pPr>
+        <w:pStyle w:val="PreformattedText"/>
+        <w:bidi w:val="0"/>
+        <w:spacing w:before="0" w:after="0"/>
+        <w:jc w:val="left"/>
+        <w:rPr/>
+      </w:pPr>
+      <w:r>
+        <w:rPr/>
+        <w:t xml:space="preserve">      </w:t>
+      </w:r>
+      <w:r>
+        <w:rPr/>
+        <w:t>of completed.</w:t>
+      </w:r>
+    </w:p>
+    <w:p>
+      <w:pPr>
+        <w:pStyle w:val="PreformattedText"/>
+        <w:bidi w:val="0"/>
+        <w:spacing w:before="0" w:after="0"/>
+        <w:jc w:val="left"/>
+        <w:rPr/>
+      </w:pPr>
+      <w:r>
+        <w:rPr/>
         <w:t xml:space="preserve">    • </w:t>
       </w:r>
       <w:r>
@@ -1366,6 +1434,71 @@
       </w:pPr>
       <w:r>
         <w:rPr/>
+        <w:t>Every GameEngine now owns a DebugOverlay automatically: F3 toggles a stats overlay</w:t>
+      </w:r>
+    </w:p>
+    <w:p>
+      <w:pPr>
+        <w:pStyle w:val="PreformattedText"/>
+        <w:bidi w:val="0"/>
+        <w:spacing w:before="0" w:after="0"/>
+        <w:jc w:val="left"/>
+        <w:rPr/>
+      </w:pPr>
+      <w:r>
+        <w:rPr/>
+        <w:t>(FPS, frame time, object/collider counts, scene info), F4 toggles collider outlines,</w:t>
+      </w:r>
+    </w:p>
+    <w:p>
+      <w:pPr>
+        <w:pStyle w:val="PreformattedText"/>
+        <w:bidi w:val="0"/>
+        <w:spacing w:before="0" w:after="0"/>
+        <w:jc w:val="left"/>
+        <w:rPr/>
+      </w:pPr>
+      <w:r>
+        <w:rPr/>
+        <w:t>F5 cycles the global log level, and F6 logs a snapshot of the current scene's objects.</w:t>
+      </w:r>
+    </w:p>
+    <w:p>
+      <w:pPr>
+        <w:pStyle w:val="PreformattedText"/>
+        <w:bidi w:val="0"/>
+        <w:spacing w:before="0" w:after="0"/>
+        <w:jc w:val="left"/>
+        <w:rPr/>
+      </w:pPr>
+      <w:r>
+        <w:rPr/>
+        <w:t>Slow frames are logged as warnings automatically, no key required. Documented in</w:t>
+      </w:r>
+    </w:p>
+    <w:p>
+      <w:pPr>
+        <w:pStyle w:val="PreformattedText"/>
+        <w:bidi w:val="0"/>
+        <w:spacing w:before="0" w:after="0"/>
+        <w:jc w:val="left"/>
+        <w:rPr/>
+      </w:pPr>
+      <w:r>
+        <w:rPr/>
+        <w:t>docs/DEBUGGING.md; examples/demos/debug_tools.py is the reference demo.</w:t>
+      </w:r>
+    </w:p>
+    <w:p>
+      <w:pPr>
+        <w:pStyle w:val="PreformattedText"/>
+        <w:bidi w:val="0"/>
+        <w:spacing w:before="0" w:after="0"/>
+        <w:jc w:val="left"/>
+        <w:rPr/>
+      </w:pPr>
+      <w:r>
+        <w:rPr/>
         <w:t>Known Items to Revisit</w:t>
       </w:r>
     </w:p>
@@ -1383,40 +1516,6 @@
       </w:r>
       <w:r>
         <w:rPr/>
-        <w:t>engine/core/hot_reload.py is empty.</w:t>
-      </w:r>
-    </w:p>
-    <w:p>
-      <w:pPr>
-        <w:pStyle w:val="PreformattedText"/>
-        <w:bidi w:val="0"/>
-        <w:spacing w:before="0" w:after="0"/>
-        <w:jc w:val="left"/>
-        <w:rPr/>
-      </w:pPr>
-      <w:r>
-        <w:rPr/>
-        <w:t xml:space="preserve">    • </w:t>
-      </w:r>
-      <w:r>
-        <w:rPr/>
-        <w:t>examples/demos/hot_reload.py is empty.</w:t>
-      </w:r>
-    </w:p>
-    <w:p>
-      <w:pPr>
-        <w:pStyle w:val="PreformattedText"/>
-        <w:bidi w:val="0"/>
-        <w:spacing w:before="0" w:after="0"/>
-        <w:jc w:val="left"/>
-        <w:rPr/>
-      </w:pPr>
-      <w:r>
-        <w:rPr/>
-        <w:t xml:space="preserve">    • </w:t>
-      </w:r>
-      <w:r>
-        <w:rPr/>
         <w:t>Logging is not exposed through the main engine package API; ECS is intentionally available only through its experimental subpackage.</w:t>
       </w:r>
     </w:p>
@@ -1583,7 +1682,7 @@
       </w:r>
       <w:r>
         <w:rPr/>
-        <w:t>8. Debugging tools and a decision on hot reload.</w:t>
+        <w:t>8. Debugging tools and a decision on hot reload. (Completed)</w:t>
       </w:r>
     </w:p>
     <w:p>

--- a/docs/PURE_PYTHON_GAME_ENGINE_ROADMAP.docx
+++ b/docs/PURE_PYTHON_GAME_ENGINE_ROADMAP.docx
@@ -1499,6 +1499,240 @@
       </w:pPr>
       <w:r>
         <w:rPr/>
+        <w:t>README and API documentation updates — completed September 26, 2026</w:t>
+      </w:r>
+    </w:p>
+    <w:p>
+      <w:pPr>
+        <w:pStyle w:val="PreformattedText"/>
+        <w:bidi w:val="0"/>
+        <w:spacing w:before="0" w:after="0"/>
+        <w:jc w:val="left"/>
+        <w:rPr/>
+      </w:pPr>
+      <w:r>
+        <w:rPr/>
+        <w:t>Audited every factual claim in README.md against the actual implementation.</w:t>
+      </w:r>
+    </w:p>
+    <w:p>
+      <w:pPr>
+        <w:pStyle w:val="PreformattedText"/>
+        <w:bidi w:val="0"/>
+        <w:spacing w:before="0" w:after="0"/>
+        <w:jc w:val="left"/>
+        <w:rPr/>
+      </w:pPr>
+      <w:r>
+        <w:rPr/>
+        <w:t>Found and removed one outright false claim: an "Object Pooling" feature bullet</w:t>
+      </w:r>
+    </w:p>
+    <w:p>
+      <w:pPr>
+        <w:pStyle w:val="PreformattedText"/>
+        <w:bidi w:val="0"/>
+        <w:spacing w:before="0" w:after="0"/>
+        <w:jc w:val="left"/>
+        <w:rPr/>
+      </w:pPr>
+      <w:r>
+        <w:rPr/>
+        <w:t>under Scene System, even though no pooling implementation exists anywhere in</w:t>
+      </w:r>
+    </w:p>
+    <w:p>
+      <w:pPr>
+        <w:pStyle w:val="PreformattedText"/>
+        <w:bidi w:val="0"/>
+        <w:spacing w:before="0" w:after="0"/>
+        <w:jc w:val="left"/>
+        <w:rPr/>
+      </w:pPr>
+      <w:r>
+        <w:rPr/>
+        <w:t>the codebase (confirmed by search) and the Performance Considerations section</w:t>
+      </w:r>
+    </w:p>
+    <w:p>
+      <w:pPr>
+        <w:pStyle w:val="PreformattedText"/>
+        <w:bidi w:val="0"/>
+        <w:spacing w:before="0" w:after="0"/>
+        <w:jc w:val="left"/>
+        <w:rPr/>
+      </w:pPr>
+      <w:r>
+        <w:rPr/>
+        <w:t>already correctly says it is deferred. Also found that the Audio System was</w:t>
+      </w:r>
+    </w:p>
+    <w:p>
+      <w:pPr>
+        <w:pStyle w:val="PreformattedText"/>
+        <w:bidi w:val="0"/>
+        <w:spacing w:before="0" w:after="0"/>
+        <w:jc w:val="left"/>
+        <w:rPr/>
+      </w:pPr>
+      <w:r>
+        <w:rPr/>
+        <w:t>the only major subsystem with no dedicated doc or tests, despite genuinely</w:t>
+      </w:r>
+    </w:p>
+    <w:p>
+      <w:pPr>
+        <w:pStyle w:val="PreformattedText"/>
+        <w:bidi w:val="0"/>
+        <w:spacing w:before="0" w:after="0"/>
+        <w:jc w:val="left"/>
+        <w:rPr/>
+      </w:pPr>
+      <w:r>
+        <w:rPr/>
+        <w:t>surprising behavior: SoundGenerator computes real waveform samples but never</w:t>
+      </w:r>
+    </w:p>
+    <w:p>
+      <w:pPr>
+        <w:pStyle w:val="PreformattedText"/>
+        <w:bidi w:val="0"/>
+        <w:spacing w:before="0" w:after="0"/>
+        <w:jc w:val="left"/>
+        <w:rPr/>
+      </w:pPr>
+      <w:r>
+        <w:rPr/>
+        <w:t>plays them as actual audio, approximating distinct sounds with the terminal</w:t>
+      </w:r>
+    </w:p>
+    <w:p>
+      <w:pPr>
+        <w:pStyle w:val="PreformattedText"/>
+        <w:bidi w:val="0"/>
+        <w:spacing w:before="0" w:after="0"/>
+        <w:jc w:val="left"/>
+        <w:rPr/>
+      </w:pPr>
+      <w:r>
+        <w:rPr/>
+        <w:t>bell's timing/rhythm instead, since no standard-library module can open an</w:t>
+      </w:r>
+    </w:p>
+    <w:p>
+      <w:pPr>
+        <w:pStyle w:val="PreformattedText"/>
+        <w:bidi w:val="0"/>
+        <w:spacing w:before="0" w:after="0"/>
+        <w:jc w:val="left"/>
+        <w:rPr/>
+      </w:pPr>
+      <w:r>
+        <w:rPr/>
+        <w:t>audio device cross-platform. Documented honestly in the new docs/AUDIO.md,</w:t>
+      </w:r>
+    </w:p>
+    <w:p>
+      <w:pPr>
+        <w:pStyle w:val="PreformattedText"/>
+        <w:bidi w:val="0"/>
+        <w:spacing w:before="0" w:after="0"/>
+        <w:jc w:val="left"/>
+        <w:rPr/>
+      </w:pPr>
+      <w:r>
+        <w:rPr/>
+        <w:t>with a new tests/test_audio.py (10 tests) covering waveform generation and</w:t>
+      </w:r>
+    </w:p>
+    <w:p>
+      <w:pPr>
+        <w:pStyle w:val="PreformattedText"/>
+        <w:bidi w:val="0"/>
+        <w:spacing w:before="0" w:after="0"/>
+        <w:jc w:val="left"/>
+        <w:rPr/>
+      </w:pPr>
+      <w:r>
+        <w:rPr/>
+        <w:t>playback. Fixing that test file's dangling daemon threads (play_sound() backs</w:t>
+      </w:r>
+    </w:p>
+    <w:p>
+      <w:pPr>
+        <w:pStyle w:val="PreformattedText"/>
+        <w:bidi w:val="0"/>
+        <w:spacing w:before="0" w:after="0"/>
+        <w:jc w:val="left"/>
+        <w:rPr/>
+      </w:pPr>
+      <w:r>
+        <w:rPr/>
+        <w:t>its beep pattern with a background thread that can still be sleeping at</w:t>
+      </w:r>
+    </w:p>
+    <w:p>
+      <w:pPr>
+        <w:pStyle w:val="PreformattedText"/>
+        <w:bidi w:val="0"/>
+        <w:spacing w:before="0" w:after="0"/>
+        <w:jc w:val="left"/>
+        <w:rPr/>
+      </w:pPr>
+      <w:r>
+        <w:rPr/>
+        <w:t>process exit) also surfaced a real, pre-existing shutdown-race fragility in</w:t>
+      </w:r>
+    </w:p>
+    <w:p>
+      <w:pPr>
+        <w:pStyle w:val="PreformattedText"/>
+        <w:bidi w:val="0"/>
+        <w:spacing w:before="0" w:after="0"/>
+        <w:jc w:val="left"/>
+        <w:rPr/>
+      </w:pPr>
+      <w:r>
+        <w:rPr/>
+        <w:t>SoundGenerator.play_sound() itself, noted here for future attention rather</w:t>
+      </w:r>
+    </w:p>
+    <w:p>
+      <w:pPr>
+        <w:pStyle w:val="PreformattedText"/>
+        <w:bidi w:val="0"/>
+        <w:spacing w:before="0" w:after="0"/>
+        <w:jc w:val="left"/>
+        <w:rPr/>
+      </w:pPr>
+      <w:r>
+        <w:rPr/>
+        <w:t>than fixed, since it is cosmetic (a "Fatal Python error" message at</w:t>
+      </w:r>
+    </w:p>
+    <w:p>
+      <w:pPr>
+        <w:pStyle w:val="PreformattedText"/>
+        <w:bidi w:val="0"/>
+        <w:spacing w:before="0" w:after="0"/>
+        <w:jc w:val="left"/>
+        <w:rPr/>
+      </w:pPr>
+      <w:r>
+        <w:rPr/>
+        <w:t>interpreter shutdown) rather than a functional bug.</w:t>
+      </w:r>
+    </w:p>
+    <w:p>
+      <w:pPr>
+        <w:pStyle w:val="PreformattedText"/>
+        <w:bidi w:val="0"/>
+        <w:spacing w:before="0" w:after="0"/>
+        <w:jc w:val="left"/>
+        <w:rPr/>
+      </w:pPr>
+      <w:r>
+        <w:rPr/>
         <w:t>Known Items to Revisit</w:t>
       </w:r>
     </w:p>
@@ -1546,6 +1780,57 @@
       </w:pPr>
       <w:r>
         <w:rPr/>
+        <w:t xml:space="preserve">    • </w:t>
+      </w:r>
+      <w:r>
+        <w:rPr/>
+        <w:t>SoundGenerator.play_sound()'s daemon playback thread can still be sleeping at</w:t>
+      </w:r>
+    </w:p>
+    <w:p>
+      <w:pPr>
+        <w:pStyle w:val="PreformattedText"/>
+        <w:bidi w:val="0"/>
+        <w:spacing w:before="0" w:after="0"/>
+        <w:jc w:val="left"/>
+        <w:rPr/>
+      </w:pPr>
+      <w:r>
+        <w:rPr/>
+        <w:t xml:space="preserve">      </w:t>
+      </w:r>
+      <w:r>
+        <w:rPr/>
+        <w:t>process exit, racing interpreter shutdown and printing a harmless but noisy</w:t>
+      </w:r>
+    </w:p>
+    <w:p>
+      <w:pPr>
+        <w:pStyle w:val="PreformattedText"/>
+        <w:bidi w:val="0"/>
+        <w:spacing w:before="0" w:after="0"/>
+        <w:jc w:val="left"/>
+        <w:rPr/>
+      </w:pPr>
+      <w:r>
+        <w:rPr/>
+        <w:t xml:space="preserve">      </w:t>
+      </w:r>
+      <w:r>
+        <w:rPr/>
+        <w:t>"Fatal Python error" message. Not fixed; see docs/AUDIO.md.</w:t>
+      </w:r>
+    </w:p>
+    <w:p>
+      <w:pPr>
+        <w:pStyle w:val="PreformattedText"/>
+        <w:bidi w:val="0"/>
+        <w:spacing w:before="0" w:after="0"/>
+        <w:jc w:val="left"/>
+        <w:rPr/>
+      </w:pPr>
+      <w:r>
+        <w:rPr/>
         <w:t>Recommended Work Order</w:t>
       </w:r>
     </w:p>
@@ -1699,7 +1984,7 @@
       </w:r>
       <w:r>
         <w:rPr/>
-        <w:t>9. README and API documentation updates.</w:t>
+        <w:t>9. README and API documentation updates. (Completed)</w:t>
       </w:r>
     </w:p>
     <w:p>
